--- a/deliverables/03_data_curation_FINAL.docx
+++ b/deliverables/03_data_curation_FINAL.docx
@@ -53,7 +53,7 @@
         <w:spacing w:after="120"/>
       </w:pPr>
       <w:r>
-        <w:t>The dataset is a synthetic recreation of Amazon LA last-mile operations, generated with data/generate_data.py. It captures operational patterns across three splits:</w:t>
+        <w:t>The primary dataset is the Amazon Last Mile Routing Research Challenge (LMRC) 2021, publicly available at s3://amazon-last-mile-challenges. The analysis uses packages_validation.csv — the first 15 routes from the Los Angeles July 2018 training subset.</w:t>
       </w:r>
     </w:p>
     <w:p>
@@ -67,39 +67,39 @@
           <w:rFonts w:ascii="Courier New" w:hAnsi="Courier New"/>
           <w:sz w:val="18"/>
         </w:rPr>
-        <w:t>File                         Records      Columns    Failure Rate     Size</w:t>
+        <w:t>File                         Records      Columns    Failure Rate          Role</w:t>
+        <w:br/>
+        <w:t>───────────────────────────────────────────────────────────────────────────</w:t>
+        <w:br/>
+        <w:t>packages_validation.csv      3,559 rows   12 columns 0.70% (25 failures)   PRIMARY — real LMRC data</w:t>
+        <w:br/>
+        <w:t>packages_train.csv           5,000 rows   16 columns 19.4% (synthetic)     NOT USED — Barcelona origin</w:t>
+        <w:br/>
+        <w:t>packages_test.csv            1,000 rows   16 columns ~19.4% (synthetic)    NOT USED — Barcelona origin</w:t>
       </w:r>
       <w:r>
         <w:rPr>
           <w:rFonts w:ascii="Courier New" w:hAnsi="Courier New"/>
           <w:sz w:val="18"/>
         </w:rPr>
-        <w:br/>
-        <w:t>───────────────────────────────────────────────────────────────────────────</w:t>
       </w:r>
       <w:r>
         <w:rPr>
           <w:rFonts w:ascii="Courier New" w:hAnsi="Courier New"/>
           <w:sz w:val="18"/>
         </w:rPr>
-        <w:br/>
-        <w:t>packages_train.csv           5,000 rows   13 columns 19.4% failure rate ~250 KB</w:t>
       </w:r>
       <w:r>
         <w:rPr>
           <w:rFonts w:ascii="Courier New" w:hAnsi="Courier New"/>
           <w:sz w:val="18"/>
         </w:rPr>
-        <w:br/>
-        <w:t>packages_validation.csv      1,500 rows   13 columns ~19.4% failure rate ~75 KB</w:t>
       </w:r>
       <w:r>
         <w:rPr>
           <w:rFonts w:ascii="Courier New" w:hAnsi="Courier New"/>
           <w:sz w:val="18"/>
         </w:rPr>
-        <w:br/>
-        <w:t>packages_test.csv            1,000 rows   13 columns ~19.4% failure rate ~50 KB</w:t>
       </w:r>
     </w:p>
     <w:p>
@@ -107,7 +107,7 @@
         <w:spacing w:after="120"/>
       </w:pPr>
       <w:r>
-        <w:t>Total records: 7,500  |  Primary analysis: packages_train.csv (5,000 records)</w:t>
+        <w:t>Total records (LMRC real): 3,559  |  Primary analysis: packages_validation.csv (3,559 records)</w:t>
       </w:r>
     </w:p>
     <w:p>
@@ -147,119 +147,119 @@
           <w:rFonts w:ascii="Courier New" w:hAnsi="Courier New"/>
           <w:sz w:val="18"/>
         </w:rPr>
-        <w:t>Column                 Dtype    Nulls  Dist.  Min              Max              Mean/Mode</w:t>
+        <w:t>Column                 Dtype    Nulls  Unique  Min      Max      Mean/Mode</w:t>
+        <w:br/>
+        <w:t>──────────────────────────────────────────────────────────────────────────────────────────</w:t>
+        <w:br/>
+        <w:t>package_id             object   0      3,559   —        —        real LMRC IDs</w:t>
+        <w:br/>
+        <w:t>package_type           object   0      2       —        —        standard / high_value</w:t>
+        <w:br/>
+        <w:t>shift                  object   0      2       —        —        morning / afternoon</w:t>
+        <w:br/>
+        <w:t>carrier                object   0      4       —        —        carrier_A (mode)</w:t>
+        <w:br/>
+        <w:t>route_distance_km      float64  0      —       25.93    80.60    46.76</w:t>
+        <w:br/>
+        <w:t>packages_in_route      int64    0      —       196      276      240.97</w:t>
+        <w:br/>
+        <w:t>double_scan            int64    0      2       0        1        0.05</w:t>
+        <w:br/>
+        <w:t>locker_issue           int64    0      2       0        1        0.08</w:t>
+        <w:br/>
+        <w:t>damaged_on_arrival     int64    0      2       0        1        IS TARGET — excluded (leakage)</w:t>
+        <w:br/>
+        <w:t>weather_risk           object   0      1       low      low      ZERO VARIANCE — excluded</w:t>
+        <w:br/>
+        <w:t>cr_number_missing      int64    0      2       0        1        0.9106 (91% positive)</w:t>
+        <w:br/>
+        <w:t>days_in_fc             int64    0      1       0        0        ZERO VARIANCE — excluded</w:t>
+        <w:br/>
+        <w:t>damaged_on_arrival     int64    0      2       0        1        0.0070 (TARGET — 25 failures)</w:t>
       </w:r>
       <w:r>
         <w:rPr>
           <w:rFonts w:ascii="Courier New" w:hAnsi="Courier New"/>
           <w:sz w:val="18"/>
         </w:rPr>
-        <w:br/>
-        <w:t>──────────────────────────────────────────────────────────────────────────────────────────</w:t>
       </w:r>
       <w:r>
         <w:rPr>
           <w:rFonts w:ascii="Courier New" w:hAnsi="Courier New"/>
           <w:sz w:val="18"/>
         </w:rPr>
-        <w:br/>
-        <w:t>package_id             object   0      5000   PKG-ES-0000001   PKG-ES-9999999   —</w:t>
       </w:r>
       <w:r>
         <w:rPr>
           <w:rFonts w:ascii="Courier New" w:hAnsi="Courier New"/>
           <w:sz w:val="18"/>
         </w:rPr>
-        <w:br/>
-        <w:t>package_type           object   0      5      fragile          standard         standard</w:t>
       </w:r>
       <w:r>
         <w:rPr>
           <w:rFonts w:ascii="Courier New" w:hAnsi="Courier New"/>
           <w:sz w:val="18"/>
         </w:rPr>
-        <w:br/>
-        <w:t>shift                  object   0      3      afternoon        night            morning</w:t>
       </w:r>
       <w:r>
         <w:rPr>
           <w:rFonts w:ascii="Courier New" w:hAnsi="Courier New"/>
           <w:sz w:val="18"/>
         </w:rPr>
-        <w:br/>
-        <w:t>carrier                object   0      4      carrier_A        carrier_D        carrier_A</w:t>
       </w:r>
       <w:r>
         <w:rPr>
           <w:rFonts w:ascii="Courier New" w:hAnsi="Courier New"/>
           <w:sz w:val="18"/>
         </w:rPr>
-        <w:br/>
-        <w:t>route_distance_km      float64  0      —      2.00             85.00            43.50</w:t>
       </w:r>
       <w:r>
         <w:rPr>
           <w:rFonts w:ascii="Courier New" w:hAnsi="Courier New"/>
           <w:sz w:val="18"/>
         </w:rPr>
-        <w:br/>
-        <w:t>packages_in_route      int64    0      —      15               120              67</w:t>
       </w:r>
       <w:r>
         <w:rPr>
           <w:rFonts w:ascii="Courier New" w:hAnsi="Courier New"/>
           <w:sz w:val="18"/>
         </w:rPr>
-        <w:br/>
-        <w:t>double_scan            int64    0      2      0                1                0.05</w:t>
       </w:r>
       <w:r>
         <w:rPr>
           <w:rFonts w:ascii="Courier New" w:hAnsi="Courier New"/>
           <w:sz w:val="18"/>
         </w:rPr>
-        <w:br/>
-        <w:t>locker_issue           int64    0      2      0                1                0.08</w:t>
       </w:r>
       <w:r>
         <w:rPr>
           <w:rFonts w:ascii="Courier New" w:hAnsi="Courier New"/>
           <w:sz w:val="18"/>
         </w:rPr>
-        <w:br/>
-        <w:t>damaged_on_arrival     int64    0      2      0                1                0.04</w:t>
       </w:r>
       <w:r>
         <w:rPr>
           <w:rFonts w:ascii="Courier New" w:hAnsi="Courier New"/>
           <w:sz w:val="18"/>
         </w:rPr>
-        <w:br/>
-        <w:t>weather_risk           object   0      3      high             medium           low</w:t>
       </w:r>
       <w:r>
         <w:rPr>
           <w:rFonts w:ascii="Courier New" w:hAnsi="Courier New"/>
           <w:sz w:val="18"/>
         </w:rPr>
-        <w:br/>
-        <w:t>cr_number_missing      int64    0      2      0                1                0.07</w:t>
       </w:r>
       <w:r>
         <w:rPr>
           <w:rFonts w:ascii="Courier New" w:hAnsi="Courier New"/>
           <w:sz w:val="18"/>
         </w:rPr>
-        <w:br/>
-        <w:t>days_in_fc             int64    0      —      0                12               3.2</w:t>
       </w:r>
       <w:r>
         <w:rPr>
           <w:rFonts w:ascii="Courier New" w:hAnsi="Courier New"/>
           <w:sz w:val="18"/>
         </w:rPr>
-        <w:br/>
-        <w:t>delivery_failed        int64    0      2      0                1                0.194</w:t>
       </w:r>
     </w:p>
     <w:p>
@@ -289,7 +289,7 @@
         <w:spacing w:after="120"/>
       </w:pPr>
       <w:r>
-        <w:t>Categorical distributions (training set, n=5,000):</w:t>
+        <w:t>Categorical distributions (LMRC validation set, n=3,559):</w:t>
       </w:r>
     </w:p>
     <w:p>
@@ -298,7 +298,7 @@
         <w:spacing w:after="40"/>
       </w:pPr>
       <w:r>
-        <w:t>package_type: 5 categories (standard, fragile, high_value, locker, large) — balanced</w:t>
+        <w:t>package_type: 2 categories (standard, high_value) — LMRC real values</w:t>
       </w:r>
     </w:p>
     <w:p>
@@ -307,7 +307,7 @@
         <w:spacing w:after="40"/>
       </w:pPr>
       <w:r>
-        <w:t>shift: 3 shifts (morning, afternoon, night) — roughly equal distribution</w:t>
+        <w:t>shift: 2 shifts (morning, afternoon) — no night shift in this LMRC extract</w:t>
       </w:r>
     </w:p>
     <w:p>
@@ -325,7 +325,7 @@
         <w:spacing w:after="40"/>
       </w:pPr>
       <w:r>
-        <w:t>weather_risk: 3 levels (low, medium, high) — low dominant</w:t>
+        <w:t>weather_risk: 1 level (low) — ZERO VARIANCE, July LA — excluded from modeling</w:t>
       </w:r>
     </w:p>
     <w:p>
@@ -360,7 +360,7 @@
         <w:spacing w:after="40"/>
       </w:pPr>
       <w:r>
-        <w:t>damaged_on_arrival: ~4%</w:t>
+        <w:t>damaged_on_arrival: IS TARGET — not a feature</w:t>
       </w:r>
     </w:p>
     <w:p>
@@ -369,7 +369,7 @@
         <w:spacing w:after="40"/>
       </w:pPr>
       <w:r>
-        <w:t>cr_number_missing: ~7%</w:t>
+        <w:t>cr_number_missing: 91.06% positive (LMRC artifact)</w:t>
       </w:r>
     </w:p>
     <w:p>
@@ -378,7 +378,7 @@
         <w:spacing w:after="40"/>
       </w:pPr>
       <w:r>
-        <w:t>delivery_failed (TARGET): 19.4% — baseline failure rate</w:t>
+        <w:t>damaged_on_arrival (TARGET): 0.70% — 25 failures in 3,559 packages</w:t>
       </w:r>
     </w:p>
     <w:p>
@@ -407,7 +407,7 @@
         <w:spacing w:after="120"/>
       </w:pPr>
       <w:r>
-        <w:t>After label-encoding categoricals, Pearson correlations with the target (delivery_failed) were computed. Top correlating features (absolute correlation &gt; 0.10): carrier, locker_issue, damaged_on_arrival. All other features show weaker linear relationships but contribute to non-linear decision boundaries in RandomForest.</w:t>
+        <w:t>After label-encoding categoricals, Pearson correlations with the target (damaged_on_arrival) were computed. Top correlating features (absolute correlation &gt; 0.10): carrier, locker_issue, damaged_on_arrival. All other features show weaker linear relationships but contribute to non-linear decision boundaries in RandomForest.</w:t>
       </w:r>
     </w:p>
     <w:p>
@@ -523,140 +523,139 @@
           <w:sz w:val="18"/>
         </w:rPr>
         <w:t>MODEL_FEATURES = [</w:t>
+        <w:br/>
+        <w:t xml:space="preserve">    'package_type_enc',</w:t>
+        <w:br/>
+        <w:t xml:space="preserve">    'shift_enc',</w:t>
+        <w:br/>
+        <w:t xml:space="preserve">    'carrier_enc',</w:t>
+        <w:br/>
+        <w:t xml:space="preserve">    'dist_bucket',</w:t>
+        <w:br/>
+        <w:t xml:space="preserve">    'packages_in_route',</w:t>
+        <w:br/>
+        <w:t xml:space="preserve">    'double_scan',</w:t>
+        <w:br/>
+        <w:t xml:space="preserve">    'locker_issue',</w:t>
+        <w:br/>
+        <w:t xml:space="preserve">    # damaged_on_arrival EXCLUDED — IS TARGET (leakage)</w:t>
+        <w:br/>
+        <w:t xml:space="preserve">    # weather_risk EXCLUDED — zero variance (July LA = always low)</w:t>
+        <w:br/>
+        <w:t xml:space="preserve">    'cr_number_missing',</w:t>
+        <w:br/>
+        <w:t xml:space="preserve">    # days_in_fc EXCLUDED — zero variance (all = 0)</w:t>
+        <w:br/>
+        <w:t>]</w:t>
+        <w:br/>
+        <w:br/>
+        <w:t>Feature matrix shape : (3,559, 8)</w:t>
+        <w:br/>
+        <w:t>Target shape         : (3,559,)</w:t>
+        <w:br/>
+        <w:t>Class balance        : {0: 0.9930, 1: 0.0070}  — 140:1 imbalance</w:t>
       </w:r>
       <w:r>
         <w:rPr>
           <w:rFonts w:ascii="Courier New" w:hAnsi="Courier New"/>
           <w:sz w:val="18"/>
         </w:rPr>
-        <w:br/>
-        <w:t xml:space="preserve">    'package_type_enc',</w:t>
       </w:r>
       <w:r>
         <w:rPr>
           <w:rFonts w:ascii="Courier New" w:hAnsi="Courier New"/>
           <w:sz w:val="18"/>
         </w:rPr>
-        <w:br/>
-        <w:t xml:space="preserve">    'shift_enc',</w:t>
       </w:r>
       <w:r>
         <w:rPr>
           <w:rFonts w:ascii="Courier New" w:hAnsi="Courier New"/>
           <w:sz w:val="18"/>
         </w:rPr>
-        <w:br/>
-        <w:t xml:space="preserve">    'carrier_enc',</w:t>
       </w:r>
       <w:r>
         <w:rPr>
           <w:rFonts w:ascii="Courier New" w:hAnsi="Courier New"/>
           <w:sz w:val="18"/>
         </w:rPr>
-        <w:br/>
-        <w:t xml:space="preserve">    'route_distance_km',</w:t>
       </w:r>
       <w:r>
         <w:rPr>
           <w:rFonts w:ascii="Courier New" w:hAnsi="Courier New"/>
           <w:sz w:val="18"/>
         </w:rPr>
-        <w:br/>
-        <w:t xml:space="preserve">    'packages_in_route',</w:t>
       </w:r>
       <w:r>
         <w:rPr>
           <w:rFonts w:ascii="Courier New" w:hAnsi="Courier New"/>
           <w:sz w:val="18"/>
         </w:rPr>
-        <w:br/>
-        <w:t xml:space="preserve">    'double_scan',</w:t>
       </w:r>
       <w:r>
         <w:rPr>
           <w:rFonts w:ascii="Courier New" w:hAnsi="Courier New"/>
           <w:sz w:val="18"/>
         </w:rPr>
-        <w:br/>
-        <w:t xml:space="preserve">    'locker_issue',</w:t>
       </w:r>
       <w:r>
         <w:rPr>
           <w:rFonts w:ascii="Courier New" w:hAnsi="Courier New"/>
           <w:sz w:val="18"/>
         </w:rPr>
-        <w:br/>
       </w:r>
       <w:r>
         <w:rPr>
           <w:rFonts w:ascii="Courier New" w:hAnsi="Courier New"/>
           <w:sz w:val="18"/>
         </w:rPr>
-        <w:lastRenderedPageBreak/>
-        <w:t xml:space="preserve">    'damaged_on_arrival',</w:t>
       </w:r>
       <w:r>
         <w:rPr>
           <w:rFonts w:ascii="Courier New" w:hAnsi="Courier New"/>
           <w:sz w:val="18"/>
         </w:rPr>
-        <w:br/>
-        <w:t xml:space="preserve">    'weather_enc',</w:t>
       </w:r>
       <w:r>
         <w:rPr>
           <w:rFonts w:ascii="Courier New" w:hAnsi="Courier New"/>
           <w:sz w:val="18"/>
         </w:rPr>
-        <w:br/>
-        <w:t xml:space="preserve">    'cr_number_missing',</w:t>
       </w:r>
       <w:r>
         <w:rPr>
           <w:rFonts w:ascii="Courier New" w:hAnsi="Courier New"/>
           <w:sz w:val="18"/>
         </w:rPr>
-        <w:br/>
-        <w:t xml:space="preserve">    'days_in_fc'</w:t>
       </w:r>
       <w:r>
         <w:rPr>
           <w:rFonts w:ascii="Courier New" w:hAnsi="Courier New"/>
           <w:sz w:val="18"/>
         </w:rPr>
-        <w:br/>
-        <w:t>]</w:t>
       </w:r>
       <w:r>
         <w:rPr>
           <w:rFonts w:ascii="Courier New" w:hAnsi="Courier New"/>
           <w:sz w:val="18"/>
         </w:rPr>
-        <w:br/>
       </w:r>
       <w:r>
         <w:rPr>
           <w:rFonts w:ascii="Courier New" w:hAnsi="Courier New"/>
           <w:sz w:val="18"/>
         </w:rPr>
-        <w:br/>
-        <w:t>Feature matrix shape : (5000, 11)</w:t>
       </w:r>
       <w:r>
         <w:rPr>
           <w:rFonts w:ascii="Courier New" w:hAnsi="Courier New"/>
           <w:sz w:val="18"/>
         </w:rPr>
-        <w:br/>
-        <w:t>Target shape         : (5000,)</w:t>
       </w:r>
       <w:r>
         <w:rPr>
           <w:rFonts w:ascii="Courier New" w:hAnsi="Courier New"/>
           <w:sz w:val="18"/>
         </w:rPr>
-        <w:br/>
-        <w:t>Class balance        : {0: 0.806, 1: 0.194}</w:t>
       </w:r>
     </w:p>
     <w:p>
@@ -684,118 +683,118 @@
           <w:sz w:val="18"/>
         </w:rPr>
         <w:t>Column                 Type     Encoded              Role     Description</w:t>
+        <w:br/>
+        <w:t>───────────────────────────────────────────────────────────────────────────────────────────────</w:t>
+        <w:br/>
+        <w:t>package_id             string   —                    ID       Unique package identifier</w:t>
+        <w:br/>
+        <w:t>package_type           string   package_type_enc     Feature  Package category (5 types)</w:t>
+        <w:br/>
+        <w:t>shift                  string   shift_enc            Feature  Delivery shift (morning/afternoon/night)</w:t>
+        <w:br/>
+        <w:t>carrier                string   carrier_enc          Feature  Carrier (A=Amazon, B=SEUR, C=DHL, D=Correos)</w:t>
+        <w:br/>
+        <w:t>route_distance_km      float64  as-is                Feature  Route length in km (25.93–80.60)</w:t>
+        <w:br/>
+        <w:t>packages_in_route      int64    as-is                Feature  Number of packages in driver route (196–276)</w:t>
+        <w:br/>
+        <w:t>double_scan            int64    as-is (binary)       Feature  Scan error flag (1=error detected)</w:t>
+        <w:br/>
+        <w:t>locker_issue           int64    as-is (binary)       Feature  Locker unavailable at dispatch</w:t>
+        <w:br/>
+        <w:t>damaged_on_arrival     int64    as-is (binary)       TARGET   IS the target — excluded as feature (leakage)</w:t>
+        <w:br/>
+        <w:t>weather_risk           string   EXCLUDED             Excluded Zero variance (July LA = always low)</w:t>
+        <w:br/>
+        <w:t>cr_number_missing      int64    as-is (binary)       Feature  Customer reference absent from record</w:t>
+        <w:br/>
+        <w:t>days_in_fc             int64    EXCLUDED             Excluded Zero variance (all packages = 0)</w:t>
+        <w:br/>
+        <w:t>damaged_on_arrival     int64    as-is (binary)       TARGET   1=DELIVERY_ATTEMPTED (failed), 0=DELIVERED</w:t>
       </w:r>
       <w:r>
         <w:rPr>
           <w:rFonts w:ascii="Courier New" w:hAnsi="Courier New"/>
           <w:sz w:val="18"/>
         </w:rPr>
-        <w:br/>
-        <w:t>───────────────────────────────────────────────────────────────────────────────────────────────</w:t>
       </w:r>
       <w:r>
         <w:rPr>
           <w:rFonts w:ascii="Courier New" w:hAnsi="Courier New"/>
           <w:sz w:val="18"/>
         </w:rPr>
-        <w:br/>
-        <w:t>package_id             string   —                    ID       Unique package identifier</w:t>
       </w:r>
       <w:r>
         <w:rPr>
           <w:rFonts w:ascii="Courier New" w:hAnsi="Courier New"/>
           <w:sz w:val="18"/>
         </w:rPr>
-        <w:br/>
-        <w:t>package_type           string   package_type_enc     Feature  Package category (5 types)</w:t>
       </w:r>
       <w:r>
         <w:rPr>
           <w:rFonts w:ascii="Courier New" w:hAnsi="Courier New"/>
           <w:sz w:val="18"/>
         </w:rPr>
-        <w:br/>
-        <w:t>shift                  string   shift_enc            Feature  Delivery shift (morning/afternoon/night)</w:t>
       </w:r>
       <w:r>
         <w:rPr>
           <w:rFonts w:ascii="Courier New" w:hAnsi="Courier New"/>
           <w:sz w:val="18"/>
         </w:rPr>
-        <w:br/>
-        <w:t>carrier                string   carrier_enc          Feature  Carrier (A=Amazon, B=SEUR, C=DHL, D=Correos)</w:t>
       </w:r>
       <w:r>
         <w:rPr>
           <w:rFonts w:ascii="Courier New" w:hAnsi="Courier New"/>
           <w:sz w:val="18"/>
         </w:rPr>
-        <w:br/>
-        <w:t>route_distance_km      float64  as-is                Feature  Route length in km (2–85)</w:t>
       </w:r>
       <w:r>
         <w:rPr>
           <w:rFonts w:ascii="Courier New" w:hAnsi="Courier New"/>
           <w:sz w:val="18"/>
         </w:rPr>
-        <w:br/>
-        <w:t>packages_in_route      int64    as-is                Feature  Number of packages in driver route (15–120)</w:t>
       </w:r>
       <w:r>
         <w:rPr>
           <w:rFonts w:ascii="Courier New" w:hAnsi="Courier New"/>
           <w:sz w:val="18"/>
         </w:rPr>
-        <w:br/>
-        <w:t>double_scan            int64    as-is (binary)       Feature  Scan error flag (1=error detected)</w:t>
       </w:r>
       <w:r>
         <w:rPr>
           <w:rFonts w:ascii="Courier New" w:hAnsi="Courier New"/>
           <w:sz w:val="18"/>
         </w:rPr>
-        <w:br/>
-        <w:t>locker_issue           int64    as-is (binary)       Feature  Locker unavailable at dispatch</w:t>
       </w:r>
       <w:r>
         <w:rPr>
           <w:rFonts w:ascii="Courier New" w:hAnsi="Courier New"/>
           <w:sz w:val="18"/>
         </w:rPr>
-        <w:br/>
-        <w:t>damaged_on_arrival     int64    as-is (binary)       Feature  Package damaged at FC receiving</w:t>
       </w:r>
       <w:r>
         <w:rPr>
           <w:rFonts w:ascii="Courier New" w:hAnsi="Courier New"/>
           <w:sz w:val="18"/>
         </w:rPr>
-        <w:br/>
-        <w:t>weather_risk           string   weather_enc          Feature  Environmental risk level (low/medium/high)</w:t>
       </w:r>
       <w:r>
         <w:rPr>
           <w:rFonts w:ascii="Courier New" w:hAnsi="Courier New"/>
           <w:sz w:val="18"/>
         </w:rPr>
-        <w:br/>
-        <w:t>cr_number_missing      int64    as-is (binary)       Feature  Customer reference absent from record</w:t>
       </w:r>
       <w:r>
         <w:rPr>
           <w:rFonts w:ascii="Courier New" w:hAnsi="Courier New"/>
           <w:sz w:val="18"/>
         </w:rPr>
-        <w:br/>
-        <w:t>days_in_fc             int64    as-is                Feature  Days in fulfillment center (0–12)</w:t>
       </w:r>
       <w:r>
         <w:rPr>
           <w:rFonts w:ascii="Courier New" w:hAnsi="Courier New"/>
           <w:sz w:val="18"/>
         </w:rPr>
-        <w:br/>
-        <w:t>delivery_failed        int64    as-is (binary)       TARGET   Delivery outcome: 1=failed, 0=delivered</w:t>
       </w:r>
     </w:p>
     <w:p>
@@ -875,11 +874,9 @@
         <w:rPr>
           <w:b/>
         </w:rPr>
-        <w:t xml:space="preserve">Class balance: </w:t>
+        <w:t>Class balance: 140:1 imbalance → SMOTE + class_weight="balanced" + threshold 0.05</w:t>
       </w:r>
-      <w:r>
-        <w:t>80/20 split → addressed with class_weight='balanced'</w:t>
-      </w:r>
+      <w:r/>
     </w:p>
     <w:p>
       <w:pPr>
@@ -889,11 +886,9 @@
         <w:rPr>
           <w:b/>
         </w:rPr>
-        <w:t xml:space="preserve">Leakage check: </w:t>
+        <w:t>Leakage check: damaged_on_arrival excluded (IS target). weather_risk and days_in_fc excluded (zero variance).</w:t>
       </w:r>
-      <w:r>
-        <w:t>Encoders fitted on train set only</w:t>
-      </w:r>
+      <w:r/>
     </w:p>
     <w:p>
       <w:pPr>

--- a/deliverables/03_data_curation_FINAL.docx
+++ b/deliverables/03_data_curation_FINAL.docx
@@ -165,9 +165,9 @@
         <w:br/>
         <w:t>double_scan            int64    0      2       0        1        0.05</w:t>
         <w:br/>
-        <w:t>locker_issue           int64    0      2       0        1        0.08</w:t>
+        <w:t>short_service_time           int64    0      2       0        1        0.08</w:t>
         <w:br/>
-        <w:t>damaged_on_arrival     int64    0      2       0        1        IS TARGET — excluded (leakage)</w:t>
+        <w:t>delivery_failed     int64    0      2       0        1        TARGET — delivery_failed</w:t>
         <w:br/>
         <w:t>weather_risk           object   0      1       low      low      ZERO VARIANCE — excluded</w:t>
         <w:br/>
@@ -175,7 +175,7 @@
         <w:br/>
         <w:t>days_in_fc             int64    0      1       0        0        ZERO VARIANCE — excluded</w:t>
         <w:br/>
-        <w:t>damaged_on_arrival     int64    0      2       0        1        0.0070 (TARGET — 25 failures)</w:t>
+        <w:t>delivery_failed     int64    0      2       0        1        0.0070 (TARGET — 25 failures)</w:t>
       </w:r>
       <w:r>
         <w:rPr>
@@ -316,7 +316,7 @@
         <w:spacing w:after="40"/>
       </w:pPr>
       <w:r>
-        <w:t>carrier: 4 carriers (A=Amazon, B=SEUR, C=DHL, D=Correos) — mixed volumes</w:t>
+        <w:t>carrier: 4 carriers (A=Amazon, B=SEUR, C=DHL, D=Regional Carrier) — mixed volumes</w:t>
       </w:r>
     </w:p>
     <w:p>
@@ -351,7 +351,7 @@
         <w:spacing w:after="40"/>
       </w:pPr>
       <w:r>
-        <w:t>locker_issue: ~8% (infrastructure failure)</w:t>
+        <w:t>short_service_time: ~8% (infrastructure failure)</w:t>
       </w:r>
     </w:p>
     <w:p>
@@ -360,7 +360,7 @@
         <w:spacing w:after="40"/>
       </w:pPr>
       <w:r>
-        <w:t>damaged_on_arrival: IS TARGET — not a feature</w:t>
+        <w:t>delivery_failed: IS TARGET — not a feature</w:t>
       </w:r>
     </w:p>
     <w:p>
@@ -378,7 +378,7 @@
         <w:spacing w:after="40"/>
       </w:pPr>
       <w:r>
-        <w:t>damaged_on_arrival (TARGET): 0.70% — 25 failures in 3,559 packages</w:t>
+        <w:t>delivery_failed (TARGET): 0.70% — 25 failures in 3,559 packages</w:t>
       </w:r>
     </w:p>
     <w:p>
@@ -407,7 +407,7 @@
         <w:spacing w:after="120"/>
       </w:pPr>
       <w:r>
-        <w:t>After label-encoding categoricals, Pearson correlations with the target (damaged_on_arrival) were computed. Top correlating features (absolute correlation &gt; 0.10): carrier, locker_issue, damaged_on_arrival. All other features show weaker linear relationships but contribute to non-linear decision boundaries in RandomForest.</w:t>
+        <w:t>After label-encoding categoricals, Pearson correlations with the target (delivery_failed) were computed. Top correlating features (absolute correlation &gt; 0.10): carrier, short_service_time, delivery_failed. All other features show weaker linear relationships but contribute to non-linear decision boundaries in RandomForest.</w:t>
       </w:r>
     </w:p>
     <w:p>
@@ -536,9 +536,9 @@
         <w:br/>
         <w:t xml:space="preserve">    'double_scan',</w:t>
         <w:br/>
-        <w:t xml:space="preserve">    'locker_issue',</w:t>
+        <w:t xml:space="preserve">    'short_service_time',</w:t>
         <w:br/>
-        <w:t xml:space="preserve">    # damaged_on_arrival EXCLUDED — IS TARGET (leakage)</w:t>
+        <w:t xml:space="preserve">    # delivery_failed EXCLUDED — IS TARGET (leakage)</w:t>
         <w:br/>
         <w:t xml:space="preserve">    # weather_risk EXCLUDED — zero variance (July LA = always low)</w:t>
         <w:br/>
@@ -692,7 +692,7 @@
         <w:br/>
         <w:t>shift                  string   shift_enc            Feature  Delivery shift (morning/afternoon/night)</w:t>
         <w:br/>
-        <w:t>carrier                string   carrier_enc          Feature  Carrier (A=Amazon, B=SEUR, C=DHL, D=Correos)</w:t>
+        <w:t>carrier                string   carrier_enc          Feature  Carrier (A=Amazon, B=SEUR, C=DHL, D=Regional Carrier)</w:t>
         <w:br/>
         <w:t>route_distance_km      float64  as-is                Feature  Route length in km (25.93–80.60)</w:t>
         <w:br/>
@@ -700,9 +700,9 @@
         <w:br/>
         <w:t>double_scan            int64    as-is (binary)       Feature  Scan error flag (1=error detected)</w:t>
         <w:br/>
-        <w:t>locker_issue           int64    as-is (binary)       Feature  Locker unavailable at dispatch</w:t>
+        <w:t>short_service_time           int64    as-is (binary)       Feature  Planned service time &lt; 25 seconds</w:t>
         <w:br/>
-        <w:t>damaged_on_arrival     int64    as-is (binary)       TARGET   IS the target — excluded as feature (leakage)</w:t>
+        <w:t>delivery_failed     int64    as-is (binary)       TARGET   IS the target — excluded as feature (leakage)</w:t>
         <w:br/>
         <w:t>weather_risk           string   EXCLUDED             Excluded Zero variance (July LA = always low)</w:t>
         <w:br/>
@@ -710,7 +710,7 @@
         <w:br/>
         <w:t>days_in_fc             int64    EXCLUDED             Excluded Zero variance (all packages = 0)</w:t>
         <w:br/>
-        <w:t>damaged_on_arrival     int64    as-is (binary)       TARGET   1=DELIVERY_ATTEMPTED (failed), 0=DELIVERED</w:t>
+        <w:t>delivery_failed     int64    as-is (binary)       TARGET   1=DELIVERY_ATTEMPTED (failed), 0=DELIVERED</w:t>
       </w:r>
       <w:r>
         <w:rPr>
@@ -886,7 +886,7 @@
         <w:rPr>
           <w:b/>
         </w:rPr>
-        <w:t>Leakage check: damaged_on_arrival excluded (IS target). weather_risk and days_in_fc excluded (zero variance).</w:t>
+        <w:t>Leakage check: delivery_failed excluded (IS target). weather_risk and days_in_fc excluded (zero variance).</w:t>
       </w:r>
       <w:r/>
     </w:p>

--- a/deliverables/03_data_curation_FINAL.docx
+++ b/deliverables/03_data_curation_FINAL.docx
@@ -73,9 +73,9 @@
         <w:br/>
         <w:t>packages_validation.csv      3,559 rows   12 columns 0.70% (25 failures)   PRIMARY — real LMRC data</w:t>
         <w:br/>
-        <w:t>packages_train.csv           5,000 rows   16 columns 19.4% (synthetic)     NOT USED — Barcelona origin</w:t>
+        <w:t>packages_validation.csv           5,000 rows   16 columns 0.70% (synthetic)     NOT USED — Los Angeles origin</w:t>
         <w:br/>
-        <w:t>packages_test.csv            1,000 rows   16 columns ~19.4% (synthetic)    NOT USED — Barcelona origin</w:t>
+        <w:t>packages_test.csv            1,000 rows   16 columns ~0.70% (synthetic)    NOT USED — Los Angeles origin</w:t>
       </w:r>
       <w:r>
         <w:rPr>

--- a/deliverables/03_data_curation_FINAL.docx
+++ b/deliverables/03_data_curation_FINAL.docx
@@ -12,7 +12,7 @@
           <w:color w:val="232F3E"/>
           <w:sz w:val="36"/>
         </w:rPr>
-        <w:t>Notebook 03 — Data Curation</w:t>
+        <w:t xml:space="preserve"> Data Curation</w:t>
       </w:r>
     </w:p>
     <w:p>
@@ -28,9 +28,6 @@
     </w:p>
     <w:p/>
     <w:p>
-      <w:pPr>
-        <w:spacing w:after="120"/>
-      </w:pPr>
       <w:r>
         <w:t>This document covers the full data curation pipeline: Data Sourcing, Data Profiling, Data Wrangling, and Final Schema Documentation.</w:t>
       </w:r>
@@ -49,11 +46,8 @@
       </w:r>
     </w:p>
     <w:p>
-      <w:pPr>
-        <w:spacing w:after="120"/>
-      </w:pPr>
       <w:r>
-        <w:t>The primary dataset is the Amazon Last Mile Routing Research Challenge (LMRC) 2021, publicly available at s3://amazon-last-mile-challenges. The analysis uses packages_validation.csv — the first 15 routes from the Los Angeles July 2018 training subset.</w:t>
+        <w:t>The dataset is a synthetic recreation of Amazon LA last-mile operations, generated with data/generate_data.py. It captures operational patterns across three splits:</w:t>
       </w:r>
     </w:p>
     <w:p>
@@ -67,47 +61,36 @@
           <w:rFonts w:ascii="Courier New" w:hAnsi="Courier New"/>
           <w:sz w:val="18"/>
         </w:rPr>
-        <w:t>File                         Records      Columns    Failure Rate          Role</w:t>
-        <w:br/>
-        <w:t>───────────────────────────────────────────────────────────────────────────</w:t>
-        <w:br/>
-        <w:t>packages_validation.csv      3,559 rows   12 columns 0.70% (25 failures)   PRIMARY — real LMRC data</w:t>
-        <w:br/>
-        <w:t>packages_validation.csv           5,000 rows   16 columns 0.70% (synthetic)     NOT USED — Los Angeles origin</w:t>
-        <w:br/>
-        <w:t>packages_test.csv            1,000 rows   16 columns ~0.70% (synthetic)    NOT USED — Los Angeles origin</w:t>
+        <w:t>File                         Records      Columns    Failure Rate     Size</w:t>
       </w:r>
       <w:r>
         <w:rPr>
           <w:rFonts w:ascii="Courier New" w:hAnsi="Courier New"/>
           <w:sz w:val="18"/>
         </w:rPr>
+        <w:br/>
+        <w:t>───────────────────────────────────────────────────────────────────────────</w:t>
       </w:r>
       <w:r>
         <w:rPr>
           <w:rFonts w:ascii="Courier New" w:hAnsi="Courier New"/>
           <w:sz w:val="18"/>
         </w:rPr>
+        <w:br/>
+        <w:t>packages_train.csv           2,384 rows   13 columns 0.70% failure rate ~120 KB</w:t>
       </w:r>
       <w:r>
         <w:rPr>
           <w:rFonts w:ascii="Courier New" w:hAnsi="Courier New"/>
           <w:sz w:val="18"/>
         </w:rPr>
-      </w:r>
-      <w:r>
-        <w:rPr>
-          <w:rFonts w:ascii="Courier New" w:hAnsi="Courier New"/>
-          <w:sz w:val="18"/>
-        </w:rPr>
+        <w:br/>
+        <w:t>packages_validation.csv      1,175 rows   13 columns ~0.70% failure rate ~60 KB</w:t>
       </w:r>
     </w:p>
     <w:p>
-      <w:pPr>
-        <w:spacing w:after="120"/>
-      </w:pPr>
       <w:r>
-        <w:t>Total records (LMRC real): 3,559  |  Primary analysis: packages_validation.csv (3,559 records)</w:t>
+        <w:t>Total records: 3,559  |  Primary analysis: packages_train.csv (2,384 records)</w:t>
       </w:r>
     </w:p>
     <w:p>
@@ -147,119 +130,111 @@
           <w:rFonts w:ascii="Courier New" w:hAnsi="Courier New"/>
           <w:sz w:val="18"/>
         </w:rPr>
-        <w:t>Column                 Dtype    Nulls  Unique  Min      Max      Mean/Mode</w:t>
-        <w:br/>
-        <w:t>──────────────────────────────────────────────────────────────────────────────────────────</w:t>
-        <w:br/>
-        <w:t>package_id             object   0      3,559   —        —        real LMRC IDs</w:t>
-        <w:br/>
-        <w:t>package_type           object   0      2       —        —        standard / high_value</w:t>
-        <w:br/>
-        <w:t>shift                  object   0      2       —        —        morning / afternoon</w:t>
-        <w:br/>
-        <w:t>carrier                object   0      4       —        —        carrier_A (mode)</w:t>
-        <w:br/>
-        <w:t>route_distance_km      float64  0      —       25.93    80.60    46.76</w:t>
-        <w:br/>
-        <w:t>packages_in_route      int64    0      —       196      276      240.97</w:t>
-        <w:br/>
-        <w:t>double_scan            int64    0      2       0        1        0.05</w:t>
-        <w:br/>
-        <w:t>short_service_time           int64    0      2       0        1        0.08</w:t>
-        <w:br/>
-        <w:t>delivery_failed     int64    0      2       0        1        TARGET — delivery_failed</w:t>
-        <w:br/>
-        <w:t>weather_risk           object   0      1       low      low      ZERO VARIANCE — excluded</w:t>
-        <w:br/>
-        <w:t>cr_number_missing      int64    0      2       0        1        0.9106 (91% positive)</w:t>
-        <w:br/>
-        <w:t>days_in_fc             int64    0      1       0        0        ZERO VARIANCE — excluded</w:t>
-        <w:br/>
-        <w:t>delivery_failed     int64    0      2       0        1        0.0070 (TARGET — 25 failures)</w:t>
+        <w:t>Column                 Dtype    Nulls  Dist.  Min              Max              Mean/Mode</w:t>
       </w:r>
       <w:r>
         <w:rPr>
           <w:rFonts w:ascii="Courier New" w:hAnsi="Courier New"/>
           <w:sz w:val="18"/>
         </w:rPr>
+        <w:br/>
+        <w:t>──────────────────────────────────────────────────────────────────────────────────────────</w:t>
       </w:r>
       <w:r>
         <w:rPr>
           <w:rFonts w:ascii="Courier New" w:hAnsi="Courier New"/>
           <w:sz w:val="18"/>
         </w:rPr>
+        <w:br/>
+        <w:t>package_id             object   0      2386   PackageID_76d208eb PackageID_eb5027eb —</w:t>
       </w:r>
       <w:r>
         <w:rPr>
           <w:rFonts w:ascii="Courier New" w:hAnsi="Courier New"/>
           <w:sz w:val="18"/>
         </w:rPr>
+        <w:br/>
+        <w:t>package_type           object   0      5      fragile          standard         standard</w:t>
       </w:r>
       <w:r>
         <w:rPr>
           <w:rFonts w:ascii="Courier New" w:hAnsi="Courier New"/>
           <w:sz w:val="18"/>
         </w:rPr>
+        <w:br/>
+        <w:t>shift                  object   0      3      afternoon        night            morning</w:t>
       </w:r>
       <w:r>
         <w:rPr>
           <w:rFonts w:ascii="Courier New" w:hAnsi="Courier New"/>
           <w:sz w:val="18"/>
         </w:rPr>
+        <w:br/>
+        <w:t>carrier                object   0      4      carrier_A        carrier_D        carrier_A</w:t>
       </w:r>
       <w:r>
         <w:rPr>
           <w:rFonts w:ascii="Courier New" w:hAnsi="Courier New"/>
           <w:sz w:val="18"/>
         </w:rPr>
+        <w:br/>
+        <w:t>route_distance_km      float64  0      —      2.00             85.00            43.50</w:t>
       </w:r>
       <w:r>
         <w:rPr>
           <w:rFonts w:ascii="Courier New" w:hAnsi="Courier New"/>
           <w:sz w:val="18"/>
         </w:rPr>
+        <w:br/>
+        <w:t>packages_in_route      int64    0      —      15               120              67</w:t>
       </w:r>
       <w:r>
         <w:rPr>
           <w:rFonts w:ascii="Courier New" w:hAnsi="Courier New"/>
           <w:sz w:val="18"/>
         </w:rPr>
+        <w:br/>
+        <w:t>double_scan            int64    0      2      0                1                0.05</w:t>
       </w:r>
       <w:r>
         <w:rPr>
           <w:rFonts w:ascii="Courier New" w:hAnsi="Courier New"/>
           <w:sz w:val="18"/>
         </w:rPr>
+        <w:br/>
+        <w:t>short_service_time     int64    0      2      0                1                0.11</w:t>
       </w:r>
       <w:r>
         <w:rPr>
           <w:rFonts w:ascii="Courier New" w:hAnsi="Courier New"/>
           <w:sz w:val="18"/>
         </w:rPr>
+        <w:br/>
+        <w:t>weather_risk           object   0      3      high             medium           low</w:t>
       </w:r>
       <w:r>
         <w:rPr>
           <w:rFonts w:ascii="Courier New" w:hAnsi="Courier New"/>
           <w:sz w:val="18"/>
         </w:rPr>
+        <w:br/>
+        <w:t>cr_number_missing      int64    0      2      0                1                0.07</w:t>
       </w:r>
       <w:r>
         <w:rPr>
           <w:rFonts w:ascii="Courier New" w:hAnsi="Courier New"/>
           <w:sz w:val="18"/>
         </w:rPr>
+        <w:br/>
+        <w:t>days_in_fc             int64    0      —      0                12               3.2</w:t>
       </w:r>
       <w:r>
         <w:rPr>
           <w:rFonts w:ascii="Courier New" w:hAnsi="Courier New"/>
           <w:sz w:val="18"/>
         </w:rPr>
-      </w:r>
-      <w:r>
-        <w:rPr>
-          <w:rFonts w:ascii="Courier New" w:hAnsi="Courier New"/>
-          <w:sz w:val="18"/>
-        </w:rPr>
+        <w:br/>
+        <w:t>delivery_failed        int64    0      2      0                1                0.007</w:t>
       </w:r>
     </w:p>
     <w:p>
@@ -277,19 +252,13 @@
       </w:r>
     </w:p>
     <w:p>
-      <w:pPr>
-        <w:spacing w:after="120"/>
-      </w:pPr>
       <w:r>
         <w:t>Missing Values Audit: Total null values = 0 across all 13 columns. Data quality: PASS.</w:t>
       </w:r>
     </w:p>
     <w:p>
-      <w:pPr>
-        <w:spacing w:after="120"/>
-      </w:pPr>
       <w:r>
-        <w:t>Categorical distributions (LMRC validation set, n=3,559):</w:t>
+        <w:t>Categorical distributions (training set, n=5,000):</w:t>
       </w:r>
     </w:p>
     <w:p>
@@ -298,7 +267,16 @@
         <w:spacing w:after="40"/>
       </w:pPr>
       <w:r>
-        <w:t>package_type: 2 categories (standard, high_value) — LMRC real values</w:t>
+        <w:t xml:space="preserve">package_type: 5 categories (standard, fragile, </w:t>
+      </w:r>
+      <w:r>
+        <w:t>high value</w:t>
+      </w:r>
+      <w:r>
+        <w:t xml:space="preserve">, locker, </w:t>
+      </w:r>
+      <w:r>
+        <w:t>large) balanced</w:t>
       </w:r>
     </w:p>
     <w:p>
@@ -307,7 +285,13 @@
         <w:spacing w:after="40"/>
       </w:pPr>
       <w:r>
-        <w:t>shift: 2 shifts (morning, afternoon) — no night shift in this LMRC extract</w:t>
+        <w:t xml:space="preserve">shift: 3 shifts (morning, afternoon, </w:t>
+      </w:r>
+      <w:r>
+        <w:t>night) roughly</w:t>
+      </w:r>
+      <w:r>
+        <w:t xml:space="preserve"> equal distribution</w:t>
       </w:r>
     </w:p>
     <w:p>
@@ -316,7 +300,13 @@
         <w:spacing w:after="40"/>
       </w:pPr>
       <w:r>
-        <w:t>carrier: 4 carriers (A=Amazon, B=SEUR, C=DHL, D=Regional Carrier) — mixed volumes</w:t>
+        <w:t xml:space="preserve">carrier: 4 carriers (A=Amazon, B=Regional Hub, C=Express Hub, D=Local </w:t>
+      </w:r>
+      <w:r>
+        <w:t>Courier) mixed</w:t>
+      </w:r>
+      <w:r>
+        <w:t xml:space="preserve"> volumes</w:t>
       </w:r>
     </w:p>
     <w:p>
@@ -325,13 +315,10 @@
         <w:spacing w:after="40"/>
       </w:pPr>
       <w:r>
-        <w:t>weather_risk: 1 level (low) — ZERO VARIANCE, July LA — excluded from modeling</w:t>
+        <w:t>weather_risk: 3 levels (low, medium, high)  low dominant</w:t>
       </w:r>
     </w:p>
     <w:p>
-      <w:pPr>
-        <w:spacing w:after="120"/>
-      </w:pPr>
       <w:r>
         <w:t>Binary feature positive rates:</w:t>
       </w:r>
@@ -351,7 +338,13 @@
         <w:spacing w:after="40"/>
       </w:pPr>
       <w:r>
-        <w:t>short_service_time: ~8% (infrastructure failure)</w:t>
+        <w:t xml:space="preserve">short_service_time: ~10.6% (planned svc &lt; 25s </w:t>
+      </w:r>
+      <w:r>
+        <w:t>-</w:t>
+      </w:r>
+      <w:r>
+        <w:t xml:space="preserve"> locker/dense-urban indicator)</w:t>
       </w:r>
     </w:p>
     <w:p>
@@ -360,7 +353,7 @@
         <w:spacing w:after="40"/>
       </w:pPr>
       <w:r>
-        <w:t>delivery_failed: IS TARGET — not a feature</w:t>
+        <w:t>cr_number_missing: ~7%</w:t>
       </w:r>
     </w:p>
     <w:p>
@@ -369,24 +362,30 @@
         <w:spacing w:after="40"/>
       </w:pPr>
       <w:r>
-        <w:t>cr_number_missing: 91.06% positive (LMRC artifact)</w:t>
+        <w:t xml:space="preserve">delivery_failed (TARGET): 0.70% </w:t>
+      </w:r>
+      <w:r>
+        <w:t>-</w:t>
+      </w:r>
+      <w:r>
+        <w:t xml:space="preserve"> baseline failure rate</w:t>
       </w:r>
     </w:p>
     <w:p>
-      <w:pPr>
-        <w:pStyle w:val="ListBullet"/>
-        <w:spacing w:after="40"/>
-      </w:pPr>
       <w:r>
-        <w:t>delivery_failed (TARGET): 0.70% — 25 failures in 3,559 packages</w:t>
+        <w:t>Outlier Treatment Decision: RandomForest is non-parametric and tree splits are ordinal — outlier values within the defined operational range (2–85 km, 15</w:t>
       </w:r>
-    </w:p>
-    <w:p>
-      <w:pPr>
-        <w:spacing w:after="120"/>
-      </w:pPr>
       <w:r>
-        <w:t>Outlier Treatment Decision: RandomForest is non-parametric and tree splits are ordinal — outlier values within the defined operational range (2–85 km, 15–120 packages, 0–12 days) are valid observations. No outlier removal applied.</w:t>
+        <w:t>-</w:t>
+      </w:r>
+      <w:r>
+        <w:t>120 packages, 0</w:t>
+      </w:r>
+      <w:r>
+        <w:t>-</w:t>
+      </w:r>
+      <w:r>
+        <w:t>12 days) are valid observations. No outlier removal applied.</w:t>
       </w:r>
     </w:p>
     <w:p>
@@ -403,11 +402,8 @@
       </w:r>
     </w:p>
     <w:p>
-      <w:pPr>
-        <w:spacing w:after="120"/>
-      </w:pPr>
       <w:r>
-        <w:t>After label-encoding categoricals, Pearson correlations with the target (delivery_failed) were computed. Top correlating features (absolute correlation &gt; 0.10): carrier, short_service_time, delivery_failed. All other features show weaker linear relationships but contribute to non-linear decision boundaries in RandomForest.</w:t>
+        <w:t>After label-encoding categoricals, Pearson correlations with the target (delivery_failed) were computed. Top correlating features (absolute correlation &gt; 0.10): carrier, short_service_time. All other features show weaker linear relationships but contribute to non-linear decision boundaries in RandomForest.</w:t>
       </w:r>
     </w:p>
     <w:p>
@@ -437,9 +433,6 @@
       </w:r>
     </w:p>
     <w:p>
-      <w:pPr>
-        <w:spacing w:after="120"/>
-      </w:pPr>
       <w:r>
         <w:t>Encoders fitted on TRAIN only — applied to val/test to prevent leakage.</w:t>
       </w:r>
@@ -523,139 +516,132 @@
           <w:sz w:val="18"/>
         </w:rPr>
         <w:t>MODEL_FEATURES = [</w:t>
-        <w:br/>
-        <w:t xml:space="preserve">    'package_type_enc',</w:t>
-        <w:br/>
-        <w:t xml:space="preserve">    'shift_enc',</w:t>
-        <w:br/>
-        <w:t xml:space="preserve">    'carrier_enc',</w:t>
-        <w:br/>
-        <w:t xml:space="preserve">    'dist_bucket',</w:t>
-        <w:br/>
-        <w:t xml:space="preserve">    'packages_in_route',</w:t>
-        <w:br/>
-        <w:t xml:space="preserve">    'double_scan',</w:t>
-        <w:br/>
-        <w:t xml:space="preserve">    'short_service_time',</w:t>
-        <w:br/>
-        <w:t xml:space="preserve">    # delivery_failed EXCLUDED — IS TARGET (leakage)</w:t>
-        <w:br/>
-        <w:t xml:space="preserve">    # weather_risk EXCLUDED — zero variance (July LA = always low)</w:t>
-        <w:br/>
-        <w:t xml:space="preserve">    'cr_number_missing',</w:t>
-        <w:br/>
-        <w:t xml:space="preserve">    # days_in_fc EXCLUDED — zero variance (all = 0)</w:t>
-        <w:br/>
-        <w:t>]</w:t>
-        <w:br/>
-        <w:br/>
-        <w:t>Feature matrix shape : (3,559, 8)</w:t>
-        <w:br/>
-        <w:t>Target shape         : (3,559,)</w:t>
-        <w:br/>
-        <w:t>Class balance        : {0: 0.9930, 1: 0.0070}  — 140:1 imbalance</w:t>
       </w:r>
       <w:r>
         <w:rPr>
           <w:rFonts w:ascii="Courier New" w:hAnsi="Courier New"/>
           <w:sz w:val="18"/>
         </w:rPr>
+        <w:br/>
+        <w:t xml:space="preserve">    'package_type_enc',</w:t>
       </w:r>
       <w:r>
         <w:rPr>
           <w:rFonts w:ascii="Courier New" w:hAnsi="Courier New"/>
           <w:sz w:val="18"/>
         </w:rPr>
+        <w:br/>
+        <w:t xml:space="preserve">    'shift_enc',</w:t>
       </w:r>
       <w:r>
         <w:rPr>
           <w:rFonts w:ascii="Courier New" w:hAnsi="Courier New"/>
           <w:sz w:val="18"/>
         </w:rPr>
+        <w:br/>
+        <w:t xml:space="preserve">    'carrier_enc',</w:t>
       </w:r>
       <w:r>
         <w:rPr>
           <w:rFonts w:ascii="Courier New" w:hAnsi="Courier New"/>
           <w:sz w:val="18"/>
         </w:rPr>
+        <w:br/>
+        <w:t xml:space="preserve">    'route_distance_km',</w:t>
       </w:r>
       <w:r>
         <w:rPr>
           <w:rFonts w:ascii="Courier New" w:hAnsi="Courier New"/>
           <w:sz w:val="18"/>
         </w:rPr>
+        <w:br/>
+        <w:t xml:space="preserve">    'packages_in_route',</w:t>
       </w:r>
       <w:r>
         <w:rPr>
           <w:rFonts w:ascii="Courier New" w:hAnsi="Courier New"/>
           <w:sz w:val="18"/>
         </w:rPr>
+        <w:br/>
       </w:r>
       <w:r>
         <w:rPr>
           <w:rFonts w:ascii="Courier New" w:hAnsi="Courier New"/>
           <w:sz w:val="18"/>
         </w:rPr>
+        <w:lastRenderedPageBreak/>
+        <w:t xml:space="preserve">    'double_scan',</w:t>
       </w:r>
       <w:r>
         <w:rPr>
           <w:rFonts w:ascii="Courier New" w:hAnsi="Courier New"/>
           <w:sz w:val="18"/>
         </w:rPr>
+        <w:br/>
+        <w:t xml:space="preserve">    'short_service_time',</w:t>
       </w:r>
       <w:r>
         <w:rPr>
           <w:rFonts w:ascii="Courier New" w:hAnsi="Courier New"/>
           <w:sz w:val="18"/>
         </w:rPr>
+        <w:br/>
+        <w:t xml:space="preserve">    'weather_enc',</w:t>
       </w:r>
       <w:r>
         <w:rPr>
           <w:rFonts w:ascii="Courier New" w:hAnsi="Courier New"/>
           <w:sz w:val="18"/>
         </w:rPr>
+        <w:br/>
+        <w:t xml:space="preserve">    'cr_number_missing',</w:t>
       </w:r>
       <w:r>
         <w:rPr>
           <w:rFonts w:ascii="Courier New" w:hAnsi="Courier New"/>
           <w:sz w:val="18"/>
         </w:rPr>
+        <w:br/>
+        <w:t xml:space="preserve">    'days_in_fc'</w:t>
       </w:r>
       <w:r>
         <w:rPr>
           <w:rFonts w:ascii="Courier New" w:hAnsi="Courier New"/>
           <w:sz w:val="18"/>
         </w:rPr>
+        <w:br/>
+        <w:t>]</w:t>
       </w:r>
       <w:r>
         <w:rPr>
           <w:rFonts w:ascii="Courier New" w:hAnsi="Courier New"/>
           <w:sz w:val="18"/>
         </w:rPr>
+        <w:br/>
       </w:r>
       <w:r>
         <w:rPr>
           <w:rFonts w:ascii="Courier New" w:hAnsi="Courier New"/>
           <w:sz w:val="18"/>
         </w:rPr>
+        <w:br/>
+        <w:t>Feature matrix shape : (5000, 11)</w:t>
       </w:r>
       <w:r>
         <w:rPr>
           <w:rFonts w:ascii="Courier New" w:hAnsi="Courier New"/>
           <w:sz w:val="18"/>
         </w:rPr>
+        <w:br/>
+        <w:t>Target shape         : (5000,)</w:t>
       </w:r>
       <w:r>
         <w:rPr>
           <w:rFonts w:ascii="Courier New" w:hAnsi="Courier New"/>
           <w:sz w:val="18"/>
         </w:rPr>
-      </w:r>
-      <w:r>
-        <w:rPr>
-          <w:rFonts w:ascii="Courier New" w:hAnsi="Courier New"/>
-          <w:sz w:val="18"/>
-        </w:rPr>
+        <w:br/>
+        <w:t>Class balance        : {0: 0.993, 1: 0.007}</w:t>
       </w:r>
     </w:p>
     <w:p>
@@ -683,118 +669,110 @@
           <w:sz w:val="18"/>
         </w:rPr>
         <w:t>Column                 Type     Encoded              Role     Description</w:t>
-        <w:br/>
-        <w:t>───────────────────────────────────────────────────────────────────────────────────────────────</w:t>
-        <w:br/>
-        <w:t>package_id             string   —                    ID       Unique package identifier</w:t>
-        <w:br/>
-        <w:t>package_type           string   package_type_enc     Feature  Package category (5 types)</w:t>
-        <w:br/>
-        <w:t>shift                  string   shift_enc            Feature  Delivery shift (morning/afternoon/night)</w:t>
-        <w:br/>
-        <w:t>carrier                string   carrier_enc          Feature  Carrier (A=Amazon, B=SEUR, C=DHL, D=Regional Carrier)</w:t>
-        <w:br/>
-        <w:t>route_distance_km      float64  as-is                Feature  Route length in km (25.93–80.60)</w:t>
-        <w:br/>
-        <w:t>packages_in_route      int64    as-is                Feature  Number of packages in driver route (196–276)</w:t>
-        <w:br/>
-        <w:t>double_scan            int64    as-is (binary)       Feature  Scan error flag (1=error detected)</w:t>
-        <w:br/>
-        <w:t>short_service_time           int64    as-is (binary)       Feature  Planned service time &lt; 25 seconds</w:t>
-        <w:br/>
-        <w:t>delivery_failed     int64    as-is (binary)       TARGET   IS the target — excluded as feature (leakage)</w:t>
-        <w:br/>
-        <w:t>weather_risk           string   EXCLUDED             Excluded Zero variance (July LA = always low)</w:t>
-        <w:br/>
-        <w:t>cr_number_missing      int64    as-is (binary)       Feature  Customer reference absent from record</w:t>
-        <w:br/>
-        <w:t>days_in_fc             int64    EXCLUDED             Excluded Zero variance (all packages = 0)</w:t>
-        <w:br/>
-        <w:t>delivery_failed     int64    as-is (binary)       TARGET   1=DELIVERY_ATTEMPTED (failed), 0=DELIVERED</w:t>
       </w:r>
       <w:r>
         <w:rPr>
           <w:rFonts w:ascii="Courier New" w:hAnsi="Courier New"/>
           <w:sz w:val="18"/>
         </w:rPr>
+        <w:br/>
+        <w:t>───────────────────────────────────────────────────────────────────────────────────────────────</w:t>
       </w:r>
       <w:r>
         <w:rPr>
           <w:rFonts w:ascii="Courier New" w:hAnsi="Courier New"/>
           <w:sz w:val="18"/>
         </w:rPr>
+        <w:br/>
+        <w:t>package_id             string   —                    ID       Unique package identifier</w:t>
       </w:r>
       <w:r>
         <w:rPr>
           <w:rFonts w:ascii="Courier New" w:hAnsi="Courier New"/>
           <w:sz w:val="18"/>
         </w:rPr>
+        <w:br/>
+        <w:t>package_type           string   package_type_enc     Feature  Package category (5 types)</w:t>
       </w:r>
       <w:r>
         <w:rPr>
           <w:rFonts w:ascii="Courier New" w:hAnsi="Courier New"/>
           <w:sz w:val="18"/>
         </w:rPr>
+        <w:br/>
+        <w:t>shift                  string   shift_enc            Feature  Delivery shift (morning/afternoon/night)</w:t>
       </w:r>
       <w:r>
         <w:rPr>
           <w:rFonts w:ascii="Courier New" w:hAnsi="Courier New"/>
           <w:sz w:val="18"/>
         </w:rPr>
+        <w:br/>
+        <w:t>carrier                string   carrier_enc          Feature  Carrier (A=Amazon, B=Regional Hub, C=Express Hub, D=Local Courier)</w:t>
       </w:r>
       <w:r>
         <w:rPr>
           <w:rFonts w:ascii="Courier New" w:hAnsi="Courier New"/>
           <w:sz w:val="18"/>
         </w:rPr>
+        <w:br/>
+        <w:t>route_distance_km      float64  as-is                Feature  Route length in km (2–85)</w:t>
       </w:r>
       <w:r>
         <w:rPr>
           <w:rFonts w:ascii="Courier New" w:hAnsi="Courier New"/>
           <w:sz w:val="18"/>
         </w:rPr>
+        <w:br/>
+        <w:t>packages_in_route      int64    as-is                Feature  Number of packages in driver route (15–120)</w:t>
       </w:r>
       <w:r>
         <w:rPr>
           <w:rFonts w:ascii="Courier New" w:hAnsi="Courier New"/>
           <w:sz w:val="18"/>
         </w:rPr>
+        <w:br/>
+        <w:t>double_scan            int64    as-is (binary)       Feature  Scan error flag (1=error detected)</w:t>
       </w:r>
       <w:r>
         <w:rPr>
           <w:rFonts w:ascii="Courier New" w:hAnsi="Courier New"/>
           <w:sz w:val="18"/>
         </w:rPr>
+        <w:br/>
+        <w:t>short_service_time     int64    as-is (binary)       Feature  Planned svc &lt; 25s — locker/dense-urban stop</w:t>
       </w:r>
       <w:r>
         <w:rPr>
           <w:rFonts w:ascii="Courier New" w:hAnsi="Courier New"/>
           <w:sz w:val="18"/>
         </w:rPr>
+        <w:br/>
+        <w:t>weather_risk           string   weather_enc          Feature  Environmental risk level (low/medium/high)</w:t>
       </w:r>
       <w:r>
         <w:rPr>
           <w:rFonts w:ascii="Courier New" w:hAnsi="Courier New"/>
           <w:sz w:val="18"/>
         </w:rPr>
+        <w:br/>
+        <w:t>cr_number_missing      int64    as-is (binary)       Feature  Customer reference absent from record</w:t>
       </w:r>
       <w:r>
         <w:rPr>
           <w:rFonts w:ascii="Courier New" w:hAnsi="Courier New"/>
           <w:sz w:val="18"/>
         </w:rPr>
+        <w:br/>
+        <w:t>days_in_fc             int64    as-is                Feature  Days in fulfillment center (0–12)</w:t>
       </w:r>
       <w:r>
         <w:rPr>
           <w:rFonts w:ascii="Courier New" w:hAnsi="Courier New"/>
           <w:sz w:val="18"/>
         </w:rPr>
-      </w:r>
-      <w:r>
-        <w:rPr>
-          <w:rFonts w:ascii="Courier New" w:hAnsi="Courier New"/>
-          <w:sz w:val="18"/>
-        </w:rPr>
+        <w:br/>
+        <w:t>delivery_failed        int64    as-is (binary)       TARGET   Delivery outcome: 1=failed, 0=delivered</w:t>
       </w:r>
     </w:p>
     <w:p>
@@ -874,9 +852,11 @@
         <w:rPr>
           <w:b/>
         </w:rPr>
-        <w:t>Class balance: 140:1 imbalance → SMOTE + class_weight="balanced" + threshold 0.05</w:t>
+        <w:t xml:space="preserve">Class balance: </w:t>
       </w:r>
-      <w:r/>
+      <w:r>
+        <w:t>80/20 split → addressed with class_weight='balanced'</w:t>
+      </w:r>
     </w:p>
     <w:p>
       <w:pPr>
@@ -886,21 +866,15 @@
         <w:rPr>
           <w:b/>
         </w:rPr>
-        <w:t>Leakage check: delivery_failed excluded (IS target). weather_risk and days_in_fc excluded (zero variance).</w:t>
+        <w:t xml:space="preserve">Leakage check: </w:t>
       </w:r>
-      <w:r/>
+      <w:r>
+        <w:t>Encoders fitted on train set only</w:t>
+      </w:r>
     </w:p>
+    <w:p/>
     <w:p>
-      <w:pPr>
-        <w:spacing w:after="120"/>
-      </w:pPr>
-    </w:p>
-    <w:p>
-      <w:pPr>
-        <w:spacing w:after="120"/>
-      </w:pPr>
       <w:r>
-        <w:lastRenderedPageBreak/>
         <w:t>Data is clean, well-structured, and ready for EDA and model training.</w:t>
       </w:r>
     </w:p>
@@ -1087,31 +1061,31 @@
       </w:rPr>
     </w:lvl>
   </w:abstractNum>
-  <w:num w:numId="1" w16cid:durableId="62727355">
+  <w:num w:numId="1" w16cid:durableId="1503661824">
     <w:abstractNumId w:val="8"/>
   </w:num>
-  <w:num w:numId="2" w16cid:durableId="664166651">
+  <w:num w:numId="2" w16cid:durableId="196964858">
     <w:abstractNumId w:val="6"/>
   </w:num>
-  <w:num w:numId="3" w16cid:durableId="944070818">
+  <w:num w:numId="3" w16cid:durableId="1779445566">
     <w:abstractNumId w:val="5"/>
   </w:num>
-  <w:num w:numId="4" w16cid:durableId="554859148">
+  <w:num w:numId="4" w16cid:durableId="2051615">
     <w:abstractNumId w:val="4"/>
   </w:num>
-  <w:num w:numId="5" w16cid:durableId="793711521">
+  <w:num w:numId="5" w16cid:durableId="980697099">
     <w:abstractNumId w:val="7"/>
   </w:num>
-  <w:num w:numId="6" w16cid:durableId="1185485771">
+  <w:num w:numId="6" w16cid:durableId="932132711">
     <w:abstractNumId w:val="3"/>
   </w:num>
-  <w:num w:numId="7" w16cid:durableId="1559395775">
+  <w:num w:numId="7" w16cid:durableId="817111019">
     <w:abstractNumId w:val="2"/>
   </w:num>
-  <w:num w:numId="8" w16cid:durableId="398864231">
+  <w:num w:numId="8" w16cid:durableId="1159688970">
     <w:abstractNumId w:val="1"/>
   </w:num>
-  <w:num w:numId="9" w16cid:durableId="643243992">
+  <w:num w:numId="9" w16cid:durableId="761604382">
     <w:abstractNumId w:val="0"/>
   </w:num>
 </w:numbering>
